--- a/Carta_Modelo_Personal_ETC88.docx
+++ b/Carta_Modelo_Personal_ETC88.docx
@@ -26,13 +26,38 @@
         <w:jc w:val="center"/>
       </w:pPr>
       <w:r>
-        <w:rPr>
-          <w:b w:val="0"/>
-          <w:i w:val="0"/>
-          <w:color w:val="808080"/>
-          <w:sz w:val="18"/>
-        </w:rPr>
-        <w:t>[ logo ETC (ΙΧΘΥΣ) · insertar ]</w:t>
+        <w:drawing>
+          <wp:inline xmlns:a="http://schemas.openxmlformats.org/drawingml/2006/main" xmlns:pic="http://schemas.openxmlformats.org/drawingml/2006/picture">
+            <wp:extent cx="1371600" cy="743567"/>
+            <wp:docPr id="1" name="Picture 1"/>
+            <wp:cNvGraphicFramePr>
+              <a:graphicFrameLocks noChangeAspect="1"/>
+            </wp:cNvGraphicFramePr>
+            <a:graphic>
+              <a:graphicData uri="http://schemas.openxmlformats.org/drawingml/2006/picture">
+                <pic:pic>
+                  <pic:nvPicPr>
+                    <pic:cNvPr id="0" name="logo_etc.png"/>
+                    <pic:cNvPicPr/>
+                  </pic:nvPicPr>
+                  <pic:blipFill>
+                    <a:blip r:embed="rId9"/>
+                    <a:stretch>
+                      <a:fillRect/>
+                    </a:stretch>
+                  </pic:blipFill>
+                  <pic:spPr>
+                    <a:xfrm>
+                      <a:off x="0" y="0"/>
+                      <a:ext cx="1371600" cy="743567"/>
+                    </a:xfrm>
+                    <a:prstGeom prst="rect"/>
+                  </pic:spPr>
+                </pic:pic>
+              </a:graphicData>
+            </a:graphic>
+          </wp:inline>
+        </w:drawing>
       </w:r>
     </w:p>
     <w:p>
@@ -187,24 +212,88 @@
       </w:r>
     </w:p>
     <w:p/>
-    <w:p>
-      <w:r>
-        <w:rPr>
-          <w:b w:val="0"/>
-          <w:i w:val="0"/>
-        </w:rPr>
-        <w:t>____________________            ____________________</w:t>
-      </w:r>
-    </w:p>
-    <w:p>
-      <w:r>
-        <w:rPr>
-          <w:b/>
-          <w:i w:val="0"/>
-        </w:rPr>
-        <w:t>Juan Manuel de la Cruz Méndez            Jean Carlo de la Cruz Méndez</w:t>
-      </w:r>
-    </w:p>
+    <w:tbl>
+      <w:tblPr>
+        <w:tblW w:type="auto" w:w="0"/>
+        <w:tblLook w:firstColumn="1" w:firstRow="1" w:lastColumn="0" w:lastRow="0" w:noHBand="0" w:noVBand="1" w:val="04A0"/>
+      </w:tblPr>
+      <w:tblGrid>
+        <w:gridCol w:w="4320"/>
+        <w:gridCol w:w="4320"/>
+      </w:tblGrid>
+      <w:tr>
+        <w:tc>
+          <w:tcPr>
+            <w:tcW w:type="dxa" w:w="4320"/>
+          </w:tcPr>
+          <w:p>
+            <w:r>
+              <w:t>____________________</w:t>
+            </w:r>
+          </w:p>
+        </w:tc>
+        <w:tc>
+          <w:tcPr>
+            <w:tcW w:type="dxa" w:w="4320"/>
+          </w:tcPr>
+          <w:p>
+            <w:r>
+              <w:t>____________________</w:t>
+            </w:r>
+          </w:p>
+        </w:tc>
+      </w:tr>
+      <w:tr>
+        <w:tc>
+          <w:tcPr>
+            <w:tcW w:type="dxa" w:w="4320"/>
+          </w:tcPr>
+          <w:p>
+            <w:r>
+              <w:rPr>
+                <w:b/>
+              </w:rPr>
+              <w:t>Juan Manuel de la Cruz Méndez</w:t>
+            </w:r>
+          </w:p>
+        </w:tc>
+        <w:tc>
+          <w:tcPr>
+            <w:tcW w:type="dxa" w:w="4320"/>
+          </w:tcPr>
+          <w:p>
+            <w:r>
+              <w:rPr>
+                <w:b/>
+              </w:rPr>
+              <w:t>Jean Carlo de la Cruz Méndez</w:t>
+            </w:r>
+          </w:p>
+        </w:tc>
+      </w:tr>
+      <w:tr>
+        <w:tc>
+          <w:tcPr>
+            <w:tcW w:type="dxa" w:w="4320"/>
+          </w:tcPr>
+          <w:p>
+            <w:r>
+              <w:t>829-898-1416</w:t>
+            </w:r>
+          </w:p>
+        </w:tc>
+        <w:tc>
+          <w:tcPr>
+            <w:tcW w:type="dxa" w:w="4320"/>
+          </w:tcPr>
+          <w:p>
+            <w:r>
+              <w:t>849-850-5178</w:t>
+            </w:r>
+          </w:p>
+        </w:tc>
+      </w:tr>
+    </w:tbl>
     <w:p>
       <w:r>
         <w:rPr>
@@ -212,15 +301,6 @@
           <w:i w:val="0"/>
         </w:rPr>
         <w:t>Co-Dirección · Encuentro Total con Cristo (ETC) 88</w:t>
-      </w:r>
-    </w:p>
-    <w:p>
-      <w:r>
-        <w:rPr>
-          <w:b w:val="0"/>
-          <w:i/>
-        </w:rPr>
-        <w:t>[Tel. / WhatsApp de la Co-Dirección]</w:t>
       </w:r>
     </w:p>
     <w:sectPr>

--- a/Carta_Modelo_Personal_ETC88.docx
+++ b/Carta_Modelo_Personal_ETC88.docx
@@ -28,7 +28,7 @@
       <w:r>
         <w:drawing>
           <wp:inline xmlns:a="http://schemas.openxmlformats.org/drawingml/2006/main" xmlns:pic="http://schemas.openxmlformats.org/drawingml/2006/picture">
-            <wp:extent cx="1371600" cy="743567"/>
+            <wp:extent cx="1371600" cy="744093"/>
             <wp:docPr id="1" name="Picture 1"/>
             <wp:cNvGraphicFramePr>
               <a:graphicFrameLocks noChangeAspect="1"/>
@@ -49,7 +49,7 @@
                   <pic:spPr>
                     <a:xfrm>
                       <a:off x="0" y="0"/>
-                      <a:ext cx="1371600" cy="743567"/>
+                      <a:ext cx="1371600" cy="744093"/>
                     </a:xfrm>
                     <a:prstGeom prst="rect"/>
                   </pic:spPr>

--- a/Carta_Modelo_Personal_ETC88.docx
+++ b/Carta_Modelo_Personal_ETC88.docx
@@ -199,7 +199,7 @@
           <w:b w:val="0"/>
           <w:i w:val="0"/>
         </w:rPr>
-        <w:t>Puedes hacerlo por transferencia [cuenta — POR DEFINIR]. Con gusto te emitimos una constancia y te incluimos en nuestra cadena de oración y en la Misa de clausura.</w:t>
+        <w:t>Puedes hacerlo por transferencia [cuenta — POR DEFINIR].</w:t>
       </w:r>
     </w:p>
     <w:p>
